--- a/原创（书下、征集）曲/SP/エメラルド.docx
+++ b/原创（书下、征集）曲/SP/エメラルド.docx
@@ -29,24 +29,12 @@
           <w:rFonts w:hint="eastAsia" w:ascii="MS Mincho" w:hAnsi="MS Mincho" w:eastAsia="MS Mincho" w:cs="MS Mincho"/>
           <w:color w:val="auto"/>
           <w:kern w:val="0"/>
-          <w:sz w:val="21"/>
-          <w:szCs w:val="21"/>
-          <w:shd w:val="clear" w:color="auto" w:fill="auto"/>
-          <w:lang w:val="en-US" w:eastAsia="ja-JP" w:bidi="ar"/>
-        </w:rPr>
-      </w:pPr>
-      <w:r>
-        <w:rPr>
-          <w:rFonts w:hint="eastAsia" w:ascii="MS Mincho" w:hAnsi="MS Mincho" w:eastAsia="MS Mincho" w:cs="MS Mincho"/>
-          <w:color w:val="auto"/>
-          <w:kern w:val="0"/>
           <w:sz w:val="32"/>
           <w:szCs w:val="32"/>
           <w:shd w:val="clear" w:color="auto" w:fill="auto"/>
-          <w:lang w:val="en-US" w:eastAsia="zh-CN" w:bidi="ar"/>
-        </w:rPr>
-        <w:fldChar w:fldCharType="begin"/>
-      </w:r>
+          <w:lang w:val="en-US" w:eastAsia="ja-JP" w:bidi="ar"/>
+        </w:rPr>
+      </w:pPr>
       <w:r>
         <w:rPr>
           <w:rFonts w:hint="eastAsia" w:ascii="MS Mincho" w:hAnsi="MS Mincho" w:eastAsia="MS Mincho" w:cs="MS Mincho"/>
@@ -57,11 +45,11 @@
           <w:shd w:val="clear" w:color="auto" w:fill="auto"/>
           <w:lang w:val="en-US" w:eastAsia="zh-CN" w:bidi="ar"/>
         </w:rPr>
-        <w:instrText xml:space="preserve">EQ \* </w:instrText>
-      </w:r>
-      <w:r>
-        <w:rPr>
-          <w:rFonts w:hint="default" w:ascii="MS Mincho" w:hAnsi="MS Mincho" w:eastAsia="MS Mincho" w:cs="MS Mincho"/>
+        <w:fldChar w:fldCharType="begin"/>
+      </w:r>
+      <w:r>
+        <w:rPr>
+          <w:rFonts w:hint="eastAsia" w:ascii="MS Mincho" w:hAnsi="MS Mincho" w:eastAsia="MS Mincho" w:cs="MS Mincho"/>
           <w:color w:val="auto"/>
           <w:kern w:val="0"/>
           <w:sz w:val="32"/>
@@ -69,11 +57,11 @@
           <w:shd w:val="clear" w:color="auto" w:fill="auto"/>
           <w:lang w:val="en-US" w:eastAsia="zh-CN" w:bidi="ar"/>
         </w:rPr>
-        <w:instrText xml:space="preserve">jc2</w:instrText>
-      </w:r>
-      <w:r>
-        <w:rPr>
-          <w:rFonts w:hint="eastAsia" w:ascii="MS Mincho" w:hAnsi="MS Mincho" w:eastAsia="MS Mincho" w:cs="MS Mincho"/>
+        <w:instrText xml:space="preserve">EQ \* </w:instrText>
+      </w:r>
+      <w:r>
+        <w:rPr>
+          <w:rFonts w:hint="default" w:ascii="MS Mincho" w:hAnsi="MS Mincho" w:eastAsia="MS Mincho" w:cs="MS Mincho"/>
           <w:color w:val="auto"/>
           <w:kern w:val="0"/>
           <w:sz w:val="32"/>
@@ -81,11 +69,11 @@
           <w:shd w:val="clear" w:color="auto" w:fill="auto"/>
           <w:lang w:val="en-US" w:eastAsia="zh-CN" w:bidi="ar"/>
         </w:rPr>
-        <w:instrText xml:space="preserve"> \* "Font:</w:instrText>
-      </w:r>
-      <w:r>
-        <w:rPr>
-          <w:rFonts w:hint="default" w:ascii="MS Mincho" w:hAnsi="MS Mincho" w:eastAsia="MS Mincho" w:cs="MS Mincho"/>
+        <w:instrText xml:space="preserve">jc2</w:instrText>
+      </w:r>
+      <w:r>
+        <w:rPr>
+          <w:rFonts w:hint="eastAsia" w:ascii="MS Mincho" w:hAnsi="MS Mincho" w:eastAsia="MS Mincho" w:cs="MS Mincho"/>
           <w:color w:val="auto"/>
           <w:kern w:val="0"/>
           <w:sz w:val="32"/>
@@ -93,11 +81,11 @@
           <w:shd w:val="clear" w:color="auto" w:fill="auto"/>
           <w:lang w:val="en-US" w:eastAsia="zh-CN" w:bidi="ar"/>
         </w:rPr>
-        <w:instrText xml:space="preserve">MS Mincho</w:instrText>
-      </w:r>
-      <w:r>
-        <w:rPr>
-          <w:rFonts w:hint="eastAsia" w:ascii="MS Mincho" w:hAnsi="MS Mincho" w:eastAsia="MS Mincho" w:cs="MS Mincho"/>
+        <w:instrText xml:space="preserve"> \* "Font:</w:instrText>
+      </w:r>
+      <w:r>
+        <w:rPr>
+          <w:rFonts w:hint="default" w:ascii="MS Mincho" w:hAnsi="MS Mincho" w:eastAsia="MS Mincho" w:cs="MS Mincho"/>
           <w:color w:val="auto"/>
           <w:kern w:val="0"/>
           <w:sz w:val="32"/>
@@ -105,7 +93,7 @@
           <w:shd w:val="clear" w:color="auto" w:fill="auto"/>
           <w:lang w:val="en-US" w:eastAsia="zh-CN" w:bidi="ar"/>
         </w:rPr>
-        <w:instrText xml:space="preserve">" \* hps16 \o(\s\up 15(</w:instrText>
+        <w:instrText xml:space="preserve">MS Mincho</w:instrText>
       </w:r>
       <w:r>
         <w:rPr>
@@ -115,9 +103,9 @@
           <w:sz w:val="32"/>
           <w:szCs w:val="32"/>
           <w:shd w:val="clear" w:color="auto" w:fill="auto"/>
-          <w:lang w:val="en-US" w:eastAsia="ja-JP" w:bidi="ar"/>
-        </w:rPr>
-        <w:instrText xml:space="preserve">えめらるど</w:instrText>
+          <w:lang w:val="en-US" w:eastAsia="zh-CN" w:bidi="ar"/>
+        </w:rPr>
+        <w:instrText xml:space="preserve">" \* hps16 \o(\s\up 15(</w:instrText>
       </w:r>
       <w:r>
         <w:rPr>
@@ -127,9 +115,9 @@
           <w:sz w:val="32"/>
           <w:szCs w:val="32"/>
           <w:shd w:val="clear" w:color="auto" w:fill="auto"/>
-          <w:lang w:val="en-US" w:eastAsia="zh-CN" w:bidi="ar"/>
-        </w:rPr>
-        <w:instrText xml:space="preserve">),エメラルド)</w:instrText>
+          <w:lang w:val="en-US" w:eastAsia="ja-JP" w:bidi="ar"/>
+        </w:rPr>
+        <w:instrText xml:space="preserve">えめらるど</w:instrText>
       </w:r>
       <w:r>
         <w:rPr>
@@ -141,7 +129,7 @@
           <w:shd w:val="clear" w:color="auto" w:fill="auto"/>
           <w:lang w:val="en-US" w:eastAsia="zh-CN" w:bidi="ar"/>
         </w:rPr>
-        <w:fldChar w:fldCharType="end"/>
+        <w:instrText xml:space="preserve">),エメラルド)</w:instrText>
       </w:r>
       <w:r>
         <w:rPr>
@@ -151,9 +139,55 @@
           <w:sz w:val="32"/>
           <w:szCs w:val="32"/>
           <w:shd w:val="clear" w:color="auto" w:fill="auto"/>
+          <w:lang w:val="en-US" w:eastAsia="zh-CN" w:bidi="ar"/>
+        </w:rPr>
+        <w:fldChar w:fldCharType="end"/>
+      </w:r>
+    </w:p>
+    <w:p>
+      <w:pPr>
+        <w:keepNext w:val="0"/>
+        <w:keepLines w:val="0"/>
+        <w:pageBreakBefore w:val="0"/>
+        <w:widowControl/>
+        <w:suppressLineNumbers w:val="0"/>
+        <w:tabs>
+          <w:tab w:val="left" w:pos="6983"/>
+        </w:tabs>
+        <w:kinsoku/>
+        <w:wordWrap/>
+        <w:overflowPunct/>
+        <w:topLinePunct w:val="0"/>
+        <w:autoSpaceDE/>
+        <w:autoSpaceDN/>
+        <w:bidi w:val="0"/>
+        <w:adjustRightInd/>
+        <w:snapToGrid/>
+        <w:spacing w:line="360" w:lineRule="auto"/>
+        <w:ind w:left="0" w:leftChars="0" w:right="0" w:rightChars="0" w:firstLine="0" w:firstLineChars="0"/>
+        <w:jc w:val="center"/>
+        <w:textAlignment w:val="baseline"/>
+        <w:rPr>
+          <w:rFonts w:hint="eastAsia" w:ascii="MS Mincho" w:hAnsi="MS Mincho" w:eastAsia="MS Mincho" w:cs="MS Mincho"/>
+          <w:color w:val="auto"/>
+          <w:kern w:val="0"/>
+          <w:sz w:val="32"/>
+          <w:szCs w:val="32"/>
+          <w:shd w:val="clear" w:color="auto" w:fill="auto"/>
           <w:lang w:val="en-US" w:eastAsia="ja-JP" w:bidi="ar"/>
         </w:rPr>
-        <w:t>　</w:t>
+      </w:pPr>
+      <w:r>
+        <w:rPr>
+          <w:rFonts w:hint="default" w:ascii="Times New Roman" w:hAnsi="Times New Roman" w:eastAsia="宋体" w:cs="Times New Roman"/>
+          <w:color w:val="auto"/>
+          <w:kern w:val="0"/>
+          <w:sz w:val="24"/>
+          <w:szCs w:val="24"/>
+          <w:shd w:val="clear" w:color="auto" w:fill="auto"/>
+          <w:lang w:val="en-US" w:eastAsia="ja-JP" w:bidi="ar"/>
+        </w:rPr>
+        <w:t>Emerald/绿宝石</w:t>
       </w:r>
     </w:p>
     <w:p>
@@ -10257,8 +10291,6 @@
           <w:lang w:val="en-US" w:eastAsia="zh-CN" w:bidi="ar"/>
         </w:rPr>
       </w:pPr>
-      <w:bookmarkStart w:id="0" w:name="_GoBack"/>
-      <w:bookmarkEnd w:id="0"/>
     </w:p>
     <w:p>
       <w:pPr>
@@ -14980,6 +15012,8 @@
         </w:rPr>
         <w:t>も、</w:t>
       </w:r>
+      <w:bookmarkStart w:id="0" w:name="_GoBack"/>
+      <w:bookmarkEnd w:id="0"/>
       <w:r>
         <w:rPr>
           <w:rFonts w:hint="eastAsia" w:ascii="MS Mincho" w:hAnsi="MS Mincho" w:eastAsia="MS Mincho" w:cs="MS Mincho"/>
@@ -15098,7 +15132,31 @@
           <w:shd w:val="clear" w:color="auto" w:fill="auto"/>
           <w:lang w:val="en-US" w:eastAsia="zh-CN" w:bidi="ar"/>
         </w:rPr>
-        <w:instrText xml:space="preserve">(あす),明日)</w:instrText>
+        <w:instrText xml:space="preserve">(あ</w:instrText>
+      </w:r>
+      <w:r>
+        <w:rPr>
+          <w:rFonts w:hint="eastAsia" w:ascii="MS Mincho" w:hAnsi="MS Mincho" w:eastAsia="MS Mincho" w:cs="MS Mincho"/>
+          <w:color w:val="auto"/>
+          <w:kern w:val="0"/>
+          <w:sz w:val="21"/>
+          <w:szCs w:val="21"/>
+          <w:shd w:val="clear" w:color="auto" w:fill="auto"/>
+          <w:lang w:val="en-US" w:eastAsia="ja-JP" w:bidi="ar"/>
+        </w:rPr>
+        <w:instrText xml:space="preserve">した</w:instrText>
+      </w:r>
+      <w:r>
+        <w:rPr>
+          <w:rFonts w:hint="eastAsia" w:ascii="MS Mincho" w:hAnsi="MS Mincho" w:eastAsia="MS Mincho" w:cs="MS Mincho"/>
+          <w:color w:val="auto"/>
+          <w:kern w:val="0"/>
+          <w:sz w:val="21"/>
+          <w:szCs w:val="21"/>
+          <w:shd w:val="clear" w:color="auto" w:fill="auto"/>
+          <w:lang w:val="en-US" w:eastAsia="zh-CN" w:bidi="ar"/>
+        </w:rPr>
+        <w:instrText xml:space="preserve">),明日)</w:instrText>
       </w:r>
       <w:r>
         <w:rPr>
